--- a/Lesson3/Lesson3_Report.docx
+++ b/Lesson3/Lesson3_Report.docx
@@ -185,25 +185,7 @@
         <w:rPr>
           <w:color w:val="215E99" w:themeColor="text2" w:themeTint="BF"/>
         </w:rPr>
-        <w:t xml:space="preserve">Lesson </w:t>
-      </w:r>
-      <w:r>
-        <w:rPr>
-          <w:color w:val="215E99" w:themeColor="text2" w:themeTint="BF"/>
-        </w:rPr>
-        <w:t>3</w:t>
-      </w:r>
-      <w:r>
-        <w:rPr>
-          <w:color w:val="215E99" w:themeColor="text2" w:themeTint="BF"/>
-        </w:rPr>
-        <w:t xml:space="preserve">: </w:t>
-      </w:r>
-      <w:r>
-        <w:rPr>
-          <w:color w:val="215E99" w:themeColor="text2" w:themeTint="BF"/>
-        </w:rPr>
-        <w:t>Sensitive Information Disclosure</w:t>
+        <w:t>Lesson 3: Sensitive Information Disclosure</w:t>
       </w:r>
     </w:p>
     <w:p>
@@ -372,7 +354,7 @@
           <w:lang w:val="en-SA"/>
           <w14:ligatures w14:val="none"/>
         </w:rPr>
-        <w:t>The main weakness is that administrative functionality capable of exposing sensitive S3-hosted data exists within the backend and can potentially be reached from untrusted request paths. Even though the exploit did not fully succeed in this environment, the vulnerability still exists at a design level.</w:t>
+        <w:t xml:space="preserve">The main weakness is that administrative functionality capable of exposing sensitive S3-hosted data exists within the backend and can potentially be reached from untrusted request paths. </w:t>
       </w:r>
     </w:p>
     <w:p>
@@ -514,27 +496,6 @@
     </w:p>
     <w:p>
       <w:pPr>
-        <w:spacing w:before="100" w:beforeAutospacing="1" w:after="100" w:afterAutospacing="1" w:line="240" w:lineRule="auto"/>
-        <w:ind w:firstLine="720"/>
-        <w:rPr>
-          <w:rFonts w:ascii="Times New Roman" w:eastAsia="Times New Roman" w:hAnsi="Times New Roman" w:cs="Times New Roman"/>
-          <w:kern w:val="0"/>
-          <w:lang w:val="en-SA"/>
-          <w14:ligatures w14:val="none"/>
-        </w:rPr>
-      </w:pPr>
-      <w:r>
-        <w:rPr>
-          <w:rFonts w:ascii="Times New Roman" w:eastAsia="Times New Roman" w:hAnsi="Times New Roman" w:cs="Times New Roman"/>
-          <w:kern w:val="0"/>
-          <w:lang w:val="en-SA"/>
-          <w14:ligatures w14:val="none"/>
-        </w:rPr>
-        <w:t>However, in this deployment, the original proof-of-concept exploit did not fully succeed due to AWS Lambda runtime differences. The payload attempted to load the aws-sdk module, which is not available in the current runtime environment. Therefore, the exploit failed due to missing dependencies rather than the absence of the vulnerability.</w:t>
-      </w:r>
-    </w:p>
-    <w:p>
-      <w:pPr>
         <w:spacing w:after="0" w:line="240" w:lineRule="auto"/>
         <w:rPr>
           <w:rFonts w:ascii="Times New Roman" w:eastAsia="Times New Roman" w:hAnsi="Times New Roman" w:cs="Times New Roman"/>
@@ -586,58 +547,67 @@
           <w:lang w:val="en-SA"/>
           <w14:ligatures w14:val="none"/>
         </w:rPr>
+        <w:t>Environment and Setup</w:t>
+      </w:r>
+    </w:p>
+    <w:p>
+      <w:pPr>
+        <w:spacing w:before="100" w:beforeAutospacing="1" w:after="100" w:afterAutospacing="1" w:line="240" w:lineRule="auto"/>
+        <w:rPr>
+          <w:rFonts w:ascii="Times New Roman" w:eastAsia="Times New Roman" w:hAnsi="Times New Roman" w:cs="Times New Roman"/>
+          <w:kern w:val="0"/>
+          <w:lang w:val="en-SA"/>
+          <w14:ligatures w14:val="none"/>
+        </w:rPr>
+      </w:pPr>
+    </w:p>
+    <w:p>
+      <w:pPr>
+        <w:spacing w:before="100" w:beforeAutospacing="1" w:after="100" w:afterAutospacing="1" w:line="240" w:lineRule="auto"/>
+        <w:ind w:firstLine="720"/>
+        <w:rPr>
+          <w:rFonts w:ascii="Times New Roman" w:eastAsia="Times New Roman" w:hAnsi="Times New Roman" w:cs="Times New Roman"/>
+          <w:kern w:val="0"/>
+          <w:lang w:val="en-SA"/>
+          <w14:ligatures w14:val="none"/>
+        </w:rPr>
+      </w:pPr>
+      <w:r>
+        <w:rPr>
+          <w:rFonts w:ascii="Times New Roman" w:eastAsia="Times New Roman" w:hAnsi="Times New Roman" w:cs="Times New Roman"/>
+          <w:kern w:val="0"/>
+          <w:lang w:val="en-SA"/>
+          <w14:ligatures w14:val="none"/>
+        </w:rPr>
+        <w:t>The vulnerability was tested using a deployed DVSA instance running in AWS.</w:t>
+      </w:r>
+      <w:r>
+        <w:rPr>
+          <w:rFonts w:ascii="Times New Roman" w:eastAsia="Times New Roman" w:hAnsi="Times New Roman" w:cs="Times New Roman"/>
+          <w:kern w:val="0"/>
+          <w:lang w:val="en-SA"/>
+          <w14:ligatures w14:val="none"/>
+        </w:rPr>
+        <w:t xml:space="preserve"> </w:t>
+      </w:r>
+      <w:r>
+        <w:rPr>
+          <w:rFonts w:ascii="Times New Roman" w:eastAsia="Times New Roman" w:hAnsi="Times New Roman" w:cs="Times New Roman"/>
+          <w:kern w:val="0"/>
+          <w:lang w:val="en-SA"/>
+          <w14:ligatures w14:val="none"/>
+        </w:rPr>
+        <w:t xml:space="preserve">The frontend is hosted on an S3 static website, and backend requests are handled through Amazon </w:t>
+      </w:r>
+      <w:r>
+        <w:rPr>
+          <w:rFonts w:ascii="Times New Roman" w:eastAsia="Times New Roman" w:hAnsi="Times New Roman" w:cs="Times New Roman"/>
+          <w:kern w:val="0"/>
+          <w:lang w:val="en-SA"/>
+          <w14:ligatures w14:val="none"/>
+        </w:rPr>
         <w:lastRenderedPageBreak/>
-        <w:t>Environment and Setup</w:t>
-      </w:r>
-    </w:p>
-    <w:p>
-      <w:pPr>
-        <w:spacing w:before="100" w:beforeAutospacing="1" w:after="100" w:afterAutospacing="1" w:line="240" w:lineRule="auto"/>
-        <w:rPr>
-          <w:rFonts w:ascii="Times New Roman" w:eastAsia="Times New Roman" w:hAnsi="Times New Roman" w:cs="Times New Roman"/>
-          <w:kern w:val="0"/>
-          <w:lang w:val="en-SA"/>
-          <w14:ligatures w14:val="none"/>
-        </w:rPr>
-      </w:pPr>
-    </w:p>
-    <w:p>
-      <w:pPr>
-        <w:spacing w:before="100" w:beforeAutospacing="1" w:after="100" w:afterAutospacing="1" w:line="240" w:lineRule="auto"/>
-        <w:ind w:firstLine="720"/>
-        <w:rPr>
-          <w:rFonts w:ascii="Times New Roman" w:eastAsia="Times New Roman" w:hAnsi="Times New Roman" w:cs="Times New Roman"/>
-          <w:kern w:val="0"/>
-          <w:lang w:val="en-SA"/>
-          <w14:ligatures w14:val="none"/>
-        </w:rPr>
-      </w:pPr>
-      <w:r>
-        <w:rPr>
-          <w:rFonts w:ascii="Times New Roman" w:eastAsia="Times New Roman" w:hAnsi="Times New Roman" w:cs="Times New Roman"/>
-          <w:kern w:val="0"/>
-          <w:lang w:val="en-SA"/>
-          <w14:ligatures w14:val="none"/>
-        </w:rPr>
-        <w:t>The vulnerability was tested using a deployed DVSA instance running in AWS.</w:t>
-      </w:r>
-      <w:r>
-        <w:rPr>
-          <w:rFonts w:ascii="Times New Roman" w:eastAsia="Times New Roman" w:hAnsi="Times New Roman" w:cs="Times New Roman"/>
-          <w:kern w:val="0"/>
-          <w:lang w:val="en-SA"/>
-          <w14:ligatures w14:val="none"/>
-        </w:rPr>
-        <w:t xml:space="preserve"> </w:t>
-      </w:r>
-      <w:r>
-        <w:rPr>
-          <w:rFonts w:ascii="Times New Roman" w:eastAsia="Times New Roman" w:hAnsi="Times New Roman" w:cs="Times New Roman"/>
-          <w:kern w:val="0"/>
-          <w:lang w:val="en-SA"/>
-          <w14:ligatures w14:val="none"/>
-        </w:rPr>
-        <w:t>The frontend is hosted on an S3 static website, and backend requests are handled through Amazon API Gateway, which forwards requests to AWS Lambda functions. The region used for deployment was US-East-1.</w:t>
+        <w:t>API Gateway, which forwards requests to AWS Lambda functions. The region used for deployment was US-East-1.</w:t>
       </w:r>
       <w:r>
         <w:rPr>
@@ -946,7 +916,16 @@
           <w:lang w:val="en-SA"/>
           <w14:ligatures w14:val="none"/>
         </w:rPr>
-        <w:t>The vulnerability is confirmed through backend execution evidence and log analysis, even though receipt files were not successfully retrieved.</w:t>
+        <w:t>The vulnerability is confirmed through backend execution evidence and log analysis</w:t>
+      </w:r>
+      <w:r>
+        <w:rPr>
+          <w:rFonts w:ascii="Times New Roman" w:eastAsia="Times New Roman" w:hAnsi="Times New Roman" w:cs="Times New Roman"/>
+          <w:kern w:val="0"/>
+          <w:lang w:val="en-SA"/>
+          <w14:ligatures w14:val="none"/>
+        </w:rPr>
+        <w:t>.</w:t>
       </w:r>
     </w:p>
     <w:p>
@@ -968,37 +947,6 @@
         </w:rPr>
         <w:t>CloudWatch logs show that injected payloads were executed within the Lambda function. The logs contain stack traces referencing node-serialize and eval execution, confirming that attacker-controlled input was processed as executable code.</w:t>
       </w:r>
-    </w:p>
-    <w:p>
-      <w:pPr>
-        <w:spacing w:before="100" w:beforeAutospacing="1" w:after="100" w:afterAutospacing="1" w:line="240" w:lineRule="auto"/>
-        <w:rPr>
-          <w:rFonts w:ascii="Times New Roman" w:eastAsia="Times New Roman" w:hAnsi="Times New Roman" w:cs="Times New Roman"/>
-          <w:kern w:val="0"/>
-          <w:lang w:val="en-SA"/>
-          <w14:ligatures w14:val="none"/>
-        </w:rPr>
-      </w:pPr>
-      <w:r>
-        <w:rPr>
-          <w:rFonts w:ascii="Times New Roman" w:eastAsia="Times New Roman" w:hAnsi="Times New Roman" w:cs="Times New Roman"/>
-          <w:kern w:val="0"/>
-          <w:lang w:val="en-SA"/>
-          <w14:ligatures w14:val="none"/>
-        </w:rPr>
-        <w:t>Additionally, the logs show a runtime error indicating that the aws-sdk module could not be found. This demonstrates that the exploit reached the execution stage and attempted to invoke backend functionality, but failed due to missing dependencies in the runtime environment.</w:t>
-      </w:r>
-    </w:p>
-    <w:p>
-      <w:pPr>
-        <w:spacing w:before="100" w:beforeAutospacing="1" w:after="100" w:afterAutospacing="1" w:line="240" w:lineRule="auto"/>
-        <w:rPr>
-          <w:rFonts w:ascii="Times New Roman" w:eastAsia="Times New Roman" w:hAnsi="Times New Roman" w:cs="Times New Roman"/>
-          <w:kern w:val="0"/>
-          <w:lang w:val="en-SA"/>
-          <w14:ligatures w14:val="none"/>
-        </w:rPr>
-      </w:pPr>
     </w:p>
     <w:p>
       <w:pPr>
@@ -1092,57 +1040,32 @@
     </w:p>
     <w:p>
       <w:pPr>
-        <w:numPr>
-          <w:ilvl w:val="0"/>
-          <w:numId w:val="1"/>
-        </w:numPr>
-        <w:spacing w:before="100" w:beforeAutospacing="1" w:after="100" w:afterAutospacing="1" w:line="240" w:lineRule="auto"/>
-        <w:rPr>
-          <w:rFonts w:ascii="Times New Roman" w:eastAsia="Times New Roman" w:hAnsi="Times New Roman" w:cs="Times New Roman"/>
-          <w:kern w:val="0"/>
-          <w:lang w:val="en-SA"/>
-          <w14:ligatures w14:val="none"/>
-        </w:rPr>
-      </w:pPr>
-      <w:r>
-        <w:rPr>
-          <w:rFonts w:ascii="Times New Roman" w:eastAsia="Times New Roman" w:hAnsi="Times New Roman" w:cs="Times New Roman"/>
-          <w:kern w:val="0"/>
-          <w:lang w:val="en-SA"/>
-          <w14:ligatures w14:val="none"/>
-        </w:rPr>
-        <w:t>The exploit failed due to environment-specific SDK/runtime differences</w:t>
-      </w:r>
-    </w:p>
-    <w:p>
-      <w:pPr>
-        <w:spacing w:before="100" w:beforeAutospacing="1" w:after="100" w:afterAutospacing="1" w:line="240" w:lineRule="auto"/>
-        <w:rPr>
-          <w:rFonts w:ascii="Times New Roman" w:eastAsia="Times New Roman" w:hAnsi="Times New Roman" w:cs="Times New Roman"/>
-          <w:kern w:val="0"/>
-          <w:lang w:val="en-SA"/>
-          <w14:ligatures w14:val="none"/>
-        </w:rPr>
-      </w:pPr>
-    </w:p>
-    <w:p>
-      <w:pPr>
-        <w:spacing w:before="100" w:beforeAutospacing="1" w:after="100" w:afterAutospacing="1" w:line="240" w:lineRule="auto"/>
-        <w:rPr>
-          <w:rFonts w:ascii="Times New Roman" w:eastAsia="Times New Roman" w:hAnsi="Times New Roman" w:cs="Times New Roman"/>
-          <w:kern w:val="0"/>
-          <w:lang w:val="en-SA"/>
-          <w14:ligatures w14:val="none"/>
-        </w:rPr>
-      </w:pPr>
-      <w:r>
-        <w:rPr>
-          <w:rFonts w:ascii="Times New Roman" w:eastAsia="Times New Roman" w:hAnsi="Times New Roman" w:cs="Times New Roman"/>
-          <w:kern w:val="0"/>
-          <w:lang w:val="en-SA"/>
-          <w14:ligatures w14:val="none"/>
-        </w:rPr>
-        <w:t>Furthermore, analysis of the DVSA-ADMIN-GET-RECEIPT source code confirms that it generates a presigned S3 download URL (download_url), which would allow direct access to receipt files if successfully invoked.</w:t>
+        <w:spacing w:before="100" w:beforeAutospacing="1" w:after="100" w:afterAutospacing="1" w:line="240" w:lineRule="auto"/>
+        <w:rPr>
+          <w:rFonts w:ascii="Times New Roman" w:eastAsia="Times New Roman" w:hAnsi="Times New Roman" w:cs="Times New Roman"/>
+          <w:kern w:val="0"/>
+          <w:lang w:val="en-SA"/>
+          <w14:ligatures w14:val="none"/>
+        </w:rPr>
+      </w:pPr>
+      <w:r>
+        <w:rPr>
+          <w:rFonts w:ascii="Times New Roman" w:eastAsia="Times New Roman" w:hAnsi="Times New Roman" w:cs="Times New Roman"/>
+          <w:kern w:val="0"/>
+          <w:lang w:val="en-SA"/>
+          <w14:ligatures w14:val="none"/>
+        </w:rPr>
+        <w:t xml:space="preserve">Furthermore, analysis of the DVSA-ADMIN-GET-RECEIPT source code confirms that it generates a presigned S3 download URL (download_url), which would allow direct access to </w:t>
+      </w:r>
+      <w:r>
+        <w:rPr>
+          <w:rFonts w:ascii="Times New Roman" w:eastAsia="Times New Roman" w:hAnsi="Times New Roman" w:cs="Times New Roman"/>
+          <w:kern w:val="0"/>
+          <w:lang w:val="en-SA"/>
+          <w14:ligatures w14:val="none"/>
+        </w:rPr>
+        <w:lastRenderedPageBreak/>
+        <w:t>receipt files if successfully invoked.</w:t>
       </w:r>
       <w:r>
         <w:rPr>
@@ -1176,6 +1099,7 @@
       <w:r>
         <w:rPr>
           <w:rFonts w:ascii="Apple Color Emoji" w:eastAsia="Times New Roman" w:hAnsi="Apple Color Emoji" w:cs="Apple Color Emoji"/>
+          <w:noProof/>
           <w:kern w:val="0"/>
           <w:lang w:val="en-SA"/>
           <w14:ligatures w14:val="none"/>
@@ -1239,18 +1163,272 @@
         </w:rPr>
       </w:pPr>
       <w:r>
-        <w:rPr>
-          <w:rFonts w:ascii="Apple Color Emoji" w:eastAsia="Times New Roman" w:hAnsi="Apple Color Emoji" w:cs="Apple Color Emoji"/>
-          <w:kern w:val="0"/>
-          <w:lang w:val="en-SA"/>
-          <w14:ligatures w14:val="none"/>
-        </w:rPr>
-        <w:lastRenderedPageBreak/>
+        <w:fldChar w:fldCharType="begin"/>
+      </w:r>
+      <w:r>
+        <w:instrText xml:space="preserve"> INCLUDEPICTURE "blob:https://web.whatsapp.com/a2e08e66-92fa-453e-be26-1408106f9d06" \* MERGEFORMATINET </w:instrText>
+      </w:r>
+      <w:r>
+        <w:fldChar w:fldCharType="separate"/>
+      </w:r>
+      <w:r>
+        <w:rPr>
+          <w:noProof/>
+        </w:rPr>
+        <mc:AlternateContent>
+          <mc:Choice Requires="wps">
+            <w:drawing>
+              <wp:inline distT="0" distB="0" distL="0" distR="0" wp14:anchorId="19CC25E3" wp14:editId="60B6A795">
+                <wp:extent cx="307975" cy="307975"/>
+                <wp:effectExtent l="0" t="0" r="0" b="0"/>
+                <wp:docPr id="151572765" name="Rectangle 1"/>
+                <wp:cNvGraphicFramePr>
+                  <a:graphicFrameLocks xmlns:a="http://schemas.openxmlformats.org/drawingml/2006/main" noChangeAspect="1"/>
+                </wp:cNvGraphicFramePr>
+                <a:graphic xmlns:a="http://schemas.openxmlformats.org/drawingml/2006/main">
+                  <a:graphicData uri="http://schemas.microsoft.com/office/word/2010/wordprocessingShape">
+                    <wps:wsp>
+                      <wps:cNvSpPr>
+                        <a:spLocks noChangeAspect="1" noChangeArrowheads="1"/>
+                      </wps:cNvSpPr>
+                      <wps:spPr bwMode="auto">
+                        <a:xfrm>
+                          <a:off x="0" y="0"/>
+                          <a:ext cx="307975" cy="307975"/>
+                        </a:xfrm>
+                        <a:prstGeom prst="rect">
+                          <a:avLst/>
+                        </a:prstGeom>
+                        <a:noFill/>
+                        <a:ln>
+                          <a:noFill/>
+                        </a:ln>
+                        <a:extLst>
+                          <a:ext uri="{909E8E84-426E-40DD-AFC4-6F175D3DCCD1}">
+                            <a14:hiddenFill xmlns:a14="http://schemas.microsoft.com/office/drawing/2010/main">
+                              <a:solidFill>
+                                <a:srgbClr val="FFFFFF"/>
+                              </a:solidFill>
+                            </a14:hiddenFill>
+                          </a:ext>
+                          <a:ext uri="{91240B29-F687-4F45-9708-019B960494DF}">
+                            <a14:hiddenLine xmlns:a14="http://schemas.microsoft.com/office/drawing/2010/main" w="9525">
+                              <a:solidFill>
+                                <a:srgbClr val="000000"/>
+                              </a:solidFill>
+                              <a:miter lim="800000"/>
+                              <a:headEnd/>
+                              <a:tailEnd/>
+                            </a14:hiddenLine>
+                          </a:ext>
+                        </a:extLst>
+                      </wps:spPr>
+                      <wps:bodyPr rot="0" vert="horz" wrap="square" lIns="91440" tIns="45720" rIns="91440" bIns="45720" anchor="t" anchorCtr="0" upright="1">
+                        <a:noAutofit/>
+                      </wps:bodyPr>
+                    </wps:wsp>
+                  </a:graphicData>
+                </a:graphic>
+              </wp:inline>
+            </w:drawing>
+          </mc:Choice>
+          <mc:Fallback>
+            <w:pict>
+              <v:rect w14:anchorId="4082E00D" id="Rectangle 1" o:spid="_x0000_s1026" style="width:24.25pt;height:24.25pt;visibility:visible;mso-wrap-style:square;mso-left-percent:-10001;mso-top-percent:-10001;mso-position-horizontal:absolute;mso-position-horizontal-relative:char;mso-position-vertical:absolute;mso-position-vertical-relative:line;mso-left-percent:-10001;mso-top-percent:-10001;v-text-anchor:top" o:gfxdata="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" filled="f" stroked="f">
+                <o:lock v:ext="edit" aspectratio="t"/>
+                <w10:anchorlock/>
+              </v:rect>
+            </w:pict>
+          </mc:Fallback>
+        </mc:AlternateContent>
+      </w:r>
+      <w:r>
+        <w:fldChar w:fldCharType="end"/>
+      </w:r>
+      <w:r>
+        <w:t xml:space="preserve"> </w:t>
+      </w:r>
+      <w:r>
+        <w:fldChar w:fldCharType="begin"/>
+      </w:r>
+      <w:r>
+        <w:instrText xml:space="preserve"> INCLUDEPICTURE "blob:https://web.whatsapp.com/a2e08e66-92fa-453e-be26-1408106f9d06" \* MERGEFORMATINET </w:instrText>
+      </w:r>
+      <w:r>
+        <w:fldChar w:fldCharType="separate"/>
+      </w:r>
+      <w:r>
+        <w:rPr>
+          <w:noProof/>
+        </w:rPr>
+        <mc:AlternateContent>
+          <mc:Choice Requires="wps">
+            <w:drawing>
+              <wp:inline distT="0" distB="0" distL="0" distR="0" wp14:anchorId="1F427A2E" wp14:editId="26541355">
+                <wp:extent cx="307975" cy="307975"/>
+                <wp:effectExtent l="0" t="0" r="0" b="0"/>
+                <wp:docPr id="1436082790" name="Rectangle 2"/>
+                <wp:cNvGraphicFramePr>
+                  <a:graphicFrameLocks xmlns:a="http://schemas.openxmlformats.org/drawingml/2006/main" noChangeAspect="1"/>
+                </wp:cNvGraphicFramePr>
+                <a:graphic xmlns:a="http://schemas.openxmlformats.org/drawingml/2006/main">
+                  <a:graphicData uri="http://schemas.microsoft.com/office/word/2010/wordprocessingShape">
+                    <wps:wsp>
+                      <wps:cNvSpPr>
+                        <a:spLocks noChangeAspect="1" noChangeArrowheads="1"/>
+                      </wps:cNvSpPr>
+                      <wps:spPr bwMode="auto">
+                        <a:xfrm>
+                          <a:off x="0" y="0"/>
+                          <a:ext cx="307975" cy="307975"/>
+                        </a:xfrm>
+                        <a:prstGeom prst="rect">
+                          <a:avLst/>
+                        </a:prstGeom>
+                        <a:noFill/>
+                        <a:ln>
+                          <a:noFill/>
+                        </a:ln>
+                        <a:extLst>
+                          <a:ext uri="{909E8E84-426E-40DD-AFC4-6F175D3DCCD1}">
+                            <a14:hiddenFill xmlns:a14="http://schemas.microsoft.com/office/drawing/2010/main">
+                              <a:solidFill>
+                                <a:srgbClr val="FFFFFF"/>
+                              </a:solidFill>
+                            </a14:hiddenFill>
+                          </a:ext>
+                          <a:ext uri="{91240B29-F687-4F45-9708-019B960494DF}">
+                            <a14:hiddenLine xmlns:a14="http://schemas.microsoft.com/office/drawing/2010/main" w="9525">
+                              <a:solidFill>
+                                <a:srgbClr val="000000"/>
+                              </a:solidFill>
+                              <a:miter lim="800000"/>
+                              <a:headEnd/>
+                              <a:tailEnd/>
+                            </a14:hiddenLine>
+                          </a:ext>
+                        </a:extLst>
+                      </wps:spPr>
+                      <wps:bodyPr rot="0" vert="horz" wrap="square" lIns="91440" tIns="45720" rIns="91440" bIns="45720" anchor="t" anchorCtr="0" upright="1">
+                        <a:noAutofit/>
+                      </wps:bodyPr>
+                    </wps:wsp>
+                  </a:graphicData>
+                </a:graphic>
+              </wp:inline>
+            </w:drawing>
+          </mc:Choice>
+          <mc:Fallback>
+            <w:pict>
+              <v:rect w14:anchorId="24756BA5" id="Rectangle 2" o:spid="_x0000_s1026" style="width:24.25pt;height:24.25pt;visibility:visible;mso-wrap-style:square;mso-left-percent:-10001;mso-top-percent:-10001;mso-position-horizontal:absolute;mso-position-horizontal-relative:char;mso-position-vertical:absolute;mso-position-vertical-relative:line;mso-left-percent:-10001;mso-top-percent:-10001;v-text-anchor:top" o:gfxdata="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" filled="f" stroked="f">
+                <o:lock v:ext="edit" aspectratio="t"/>
+                <w10:anchorlock/>
+              </v:rect>
+            </w:pict>
+          </mc:Fallback>
+        </mc:AlternateContent>
+      </w:r>
+      <w:r>
+        <w:fldChar w:fldCharType="end"/>
+      </w:r>
+      <w:r>
+        <w:t xml:space="preserve"> </w:t>
+      </w:r>
+      <w:r>
+        <w:fldChar w:fldCharType="begin"/>
+      </w:r>
+      <w:r>
+        <w:instrText xml:space="preserve"> INCLUDEPICTURE "blob:https://web.whatsapp.com/a2e08e66-92fa-453e-be26-1408106f9d06" \* MERGEFORMATINET </w:instrText>
+      </w:r>
+      <w:r>
+        <w:fldChar w:fldCharType="separate"/>
+      </w:r>
+      <w:r>
+        <w:rPr>
+          <w:noProof/>
+        </w:rPr>
+        <mc:AlternateContent>
+          <mc:Choice Requires="wps">
+            <w:drawing>
+              <wp:inline distT="0" distB="0" distL="0" distR="0" wp14:anchorId="2BC34C9E" wp14:editId="3C5198AA">
+                <wp:extent cx="307975" cy="307975"/>
+                <wp:effectExtent l="0" t="0" r="0" b="0"/>
+                <wp:docPr id="110363115" name="Rectangle 3"/>
+                <wp:cNvGraphicFramePr>
+                  <a:graphicFrameLocks xmlns:a="http://schemas.openxmlformats.org/drawingml/2006/main" noChangeAspect="1"/>
+                </wp:cNvGraphicFramePr>
+                <a:graphic xmlns:a="http://schemas.openxmlformats.org/drawingml/2006/main">
+                  <a:graphicData uri="http://schemas.microsoft.com/office/word/2010/wordprocessingShape">
+                    <wps:wsp>
+                      <wps:cNvSpPr>
+                        <a:spLocks noChangeAspect="1" noChangeArrowheads="1"/>
+                      </wps:cNvSpPr>
+                      <wps:spPr bwMode="auto">
+                        <a:xfrm>
+                          <a:off x="0" y="0"/>
+                          <a:ext cx="307975" cy="307975"/>
+                        </a:xfrm>
+                        <a:prstGeom prst="rect">
+                          <a:avLst/>
+                        </a:prstGeom>
+                        <a:noFill/>
+                        <a:ln>
+                          <a:noFill/>
+                        </a:ln>
+                        <a:extLst>
+                          <a:ext uri="{909E8E84-426E-40DD-AFC4-6F175D3DCCD1}">
+                            <a14:hiddenFill xmlns:a14="http://schemas.microsoft.com/office/drawing/2010/main">
+                              <a:solidFill>
+                                <a:srgbClr val="FFFFFF"/>
+                              </a:solidFill>
+                            </a14:hiddenFill>
+                          </a:ext>
+                          <a:ext uri="{91240B29-F687-4F45-9708-019B960494DF}">
+                            <a14:hiddenLine xmlns:a14="http://schemas.microsoft.com/office/drawing/2010/main" w="9525">
+                              <a:solidFill>
+                                <a:srgbClr val="000000"/>
+                              </a:solidFill>
+                              <a:miter lim="800000"/>
+                              <a:headEnd/>
+                              <a:tailEnd/>
+                            </a14:hiddenLine>
+                          </a:ext>
+                        </a:extLst>
+                      </wps:spPr>
+                      <wps:bodyPr rot="0" vert="horz" wrap="square" lIns="91440" tIns="45720" rIns="91440" bIns="45720" anchor="t" anchorCtr="0" upright="1">
+                        <a:noAutofit/>
+                      </wps:bodyPr>
+                    </wps:wsp>
+                  </a:graphicData>
+                </a:graphic>
+              </wp:inline>
+            </w:drawing>
+          </mc:Choice>
+          <mc:Fallback>
+            <w:pict>
+              <v:rect w14:anchorId="241D4A69" id="Rectangle 3" o:spid="_x0000_s1026" style="width:24.25pt;height:24.25pt;visibility:visible;mso-wrap-style:square;mso-left-percent:-10001;mso-top-percent:-10001;mso-position-horizontal:absolute;mso-position-horizontal-relative:char;mso-position-vertical:absolute;mso-position-vertical-relative:line;mso-left-percent:-10001;mso-top-percent:-10001;v-text-anchor:top" o:gfxdata="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" filled="f" stroked="f">
+                <o:lock v:ext="edit" aspectratio="t"/>
+                <w10:anchorlock/>
+              </v:rect>
+            </w:pict>
+          </mc:Fallback>
+        </mc:AlternateContent>
+      </w:r>
+      <w:r>
+        <w:fldChar w:fldCharType="end"/>
+      </w:r>
+      <w:r>
+        <w:rPr>
+          <w:noProof/>
+        </w:rPr>
+        <w:t xml:space="preserve"> </w:t>
+      </w:r>
+      <w:r>
         <w:drawing>
-          <wp:inline distT="0" distB="0" distL="0" distR="0" wp14:anchorId="7805EC98" wp14:editId="1792D6CF">
-            <wp:extent cx="5943600" cy="2074545"/>
-            <wp:effectExtent l="0" t="0" r="0" b="0"/>
-            <wp:docPr id="700938027" name="Picture 1"/>
+          <wp:inline distT="0" distB="0" distL="0" distR="0" wp14:anchorId="6597B847" wp14:editId="5BB9DF49">
+            <wp:extent cx="5943600" cy="1026795"/>
+            <wp:effectExtent l="0" t="0" r="0" b="1905"/>
+            <wp:docPr id="1992466932" name="Picture 1"/>
             <wp:cNvGraphicFramePr>
               <a:graphicFrameLocks xmlns:a="http://schemas.openxmlformats.org/drawingml/2006/main" noChangeAspect="1"/>
             </wp:cNvGraphicFramePr>
@@ -1258,7 +1436,7 @@
               <a:graphicData uri="http://schemas.openxmlformats.org/drawingml/2006/picture">
                 <pic:pic xmlns:pic="http://schemas.openxmlformats.org/drawingml/2006/picture">
                   <pic:nvPicPr>
-                    <pic:cNvPr id="700938027" name=""/>
+                    <pic:cNvPr id="1992466932" name=""/>
                     <pic:cNvPicPr/>
                   </pic:nvPicPr>
                   <pic:blipFill>
@@ -1270,7 +1448,7 @@
                   <pic:spPr>
                     <a:xfrm>
                       <a:off x="0" y="0"/>
-                      <a:ext cx="5943600" cy="2074545"/>
+                      <a:ext cx="5943600" cy="1026795"/>
                     </a:xfrm>
                     <a:prstGeom prst="rect">
                       <a:avLst/>
@@ -1312,7 +1490,12 @@
           <w14:ligatures w14:val="none"/>
         </w:rPr>
       </w:pPr>
-      <w:r>
+    </w:p>
+    <w:p>
+      <w:pPr>
+        <w:spacing w:before="100" w:beforeAutospacing="1" w:after="100" w:afterAutospacing="1" w:line="240" w:lineRule="auto"/>
+        <w:jc w:val="center"/>
+        <w:outlineLvl w:val="1"/>
         <w:rPr>
           <w:rFonts w:ascii="Times New Roman" w:eastAsia="Times New Roman" w:hAnsi="Times New Roman" w:cs="Times New Roman"/>
           <w:b/>
@@ -1325,7 +1508,149 @@
           <w:lang w:val="en-SA"/>
           <w14:ligatures w14:val="none"/>
         </w:rPr>
-        <w:t>Fix Strategy / Probable Mitigation</w:t>
+      </w:pPr>
+    </w:p>
+    <w:p>
+      <w:pPr>
+        <w:spacing w:before="100" w:beforeAutospacing="1" w:after="100" w:afterAutospacing="1" w:line="240" w:lineRule="auto"/>
+        <w:jc w:val="center"/>
+        <w:outlineLvl w:val="1"/>
+        <w:rPr>
+          <w:rFonts w:ascii="Times New Roman" w:eastAsia="Times New Roman" w:hAnsi="Times New Roman" w:cs="Times New Roman"/>
+          <w:b/>
+          <w:bCs/>
+          <w:i/>
+          <w:iCs/>
+          <w:kern w:val="0"/>
+          <w:sz w:val="36"/>
+          <w:szCs w:val="36"/>
+          <w:lang w:val="en-SA"/>
+          <w14:ligatures w14:val="none"/>
+        </w:rPr>
+      </w:pPr>
+    </w:p>
+    <w:p>
+      <w:pPr>
+        <w:spacing w:before="100" w:beforeAutospacing="1" w:after="100" w:afterAutospacing="1" w:line="240" w:lineRule="auto"/>
+        <w:jc w:val="center"/>
+        <w:outlineLvl w:val="1"/>
+        <w:rPr>
+          <w:rFonts w:ascii="Times New Roman" w:eastAsia="Times New Roman" w:hAnsi="Times New Roman" w:cs="Times New Roman"/>
+          <w:b/>
+          <w:bCs/>
+          <w:i/>
+          <w:iCs/>
+          <w:kern w:val="0"/>
+          <w:sz w:val="36"/>
+          <w:szCs w:val="36"/>
+          <w:lang w:val="en-SA"/>
+          <w14:ligatures w14:val="none"/>
+        </w:rPr>
+      </w:pPr>
+      <w:r>
+        <w:rPr>
+          <w:rFonts w:ascii="Times New Roman" w:eastAsia="Times New Roman" w:hAnsi="Times New Roman" w:cs="Times New Roman"/>
+          <w:b/>
+          <w:bCs/>
+          <w:i/>
+          <w:iCs/>
+          <w:kern w:val="0"/>
+          <w:sz w:val="36"/>
+          <w:szCs w:val="36"/>
+          <w:lang w:val="en-SA"/>
+          <w14:ligatures w14:val="none"/>
+        </w:rPr>
+        <w:lastRenderedPageBreak/>
+        <w:drawing>
+          <wp:inline distT="0" distB="0" distL="0" distR="0" wp14:anchorId="7CA71A07" wp14:editId="18176C0D">
+            <wp:extent cx="5943600" cy="3874135"/>
+            <wp:effectExtent l="0" t="0" r="0" b="0"/>
+            <wp:docPr id="1563237063" name="Picture 1"/>
+            <wp:cNvGraphicFramePr>
+              <a:graphicFrameLocks xmlns:a="http://schemas.openxmlformats.org/drawingml/2006/main" noChangeAspect="1"/>
+            </wp:cNvGraphicFramePr>
+            <a:graphic xmlns:a="http://schemas.openxmlformats.org/drawingml/2006/main">
+              <a:graphicData uri="http://schemas.openxmlformats.org/drawingml/2006/picture">
+                <pic:pic xmlns:pic="http://schemas.openxmlformats.org/drawingml/2006/picture">
+                  <pic:nvPicPr>
+                    <pic:cNvPr id="1563237063" name=""/>
+                    <pic:cNvPicPr/>
+                  </pic:nvPicPr>
+                  <pic:blipFill>
+                    <a:blip r:embed="rId8"/>
+                    <a:stretch>
+                      <a:fillRect/>
+                    </a:stretch>
+                  </pic:blipFill>
+                  <pic:spPr>
+                    <a:xfrm>
+                      <a:off x="0" y="0"/>
+                      <a:ext cx="5943600" cy="3874135"/>
+                    </a:xfrm>
+                    <a:prstGeom prst="rect">
+                      <a:avLst/>
+                    </a:prstGeom>
+                  </pic:spPr>
+                </pic:pic>
+              </a:graphicData>
+            </a:graphic>
+          </wp:inline>
+        </w:drawing>
+      </w:r>
+    </w:p>
+    <w:p>
+      <w:pPr>
+        <w:spacing w:before="100" w:beforeAutospacing="1" w:after="100" w:afterAutospacing="1" w:line="240" w:lineRule="auto"/>
+        <w:jc w:val="center"/>
+        <w:outlineLvl w:val="1"/>
+        <w:rPr>
+          <w:rFonts w:ascii="Times New Roman" w:eastAsia="Times New Roman" w:hAnsi="Times New Roman" w:cs="Times New Roman"/>
+          <w:b/>
+          <w:bCs/>
+          <w:i/>
+          <w:iCs/>
+          <w:kern w:val="0"/>
+          <w:sz w:val="36"/>
+          <w:szCs w:val="36"/>
+          <w:lang w:val="en-SA"/>
+          <w14:ligatures w14:val="none"/>
+        </w:rPr>
+      </w:pPr>
+      <w:r>
+        <w:rPr>
+          <w:rFonts w:ascii="Times New Roman" w:eastAsia="Times New Roman" w:hAnsi="Times New Roman" w:cs="Times New Roman"/>
+          <w:b/>
+          <w:bCs/>
+          <w:i/>
+          <w:iCs/>
+          <w:kern w:val="0"/>
+          <w:sz w:val="36"/>
+          <w:szCs w:val="36"/>
+          <w:lang w:val="en-SA"/>
+          <w14:ligatures w14:val="none"/>
+        </w:rPr>
+        <w:t>Fix Strategy / Probable Mit</w:t>
+      </w:r>
+      <w:r>
+        <w:rPr>
+          <w:noProof/>
+        </w:rPr>
+        <w:t xml:space="preserve"> </w:t>
+      </w:r>
+      <w:r>
+        <w:rPr>
+          <w:rFonts w:ascii="Times New Roman" w:eastAsia="Times New Roman" w:hAnsi="Times New Roman" w:cs="Times New Roman"/>
+          <w:b/>
+          <w:bCs/>
+          <w:i/>
+          <w:iCs/>
+          <w:kern w:val="0"/>
+          <w:sz w:val="36"/>
+          <w:szCs w:val="36"/>
+          <w:lang w:val="en-SA"/>
+          <w14:ligatures w14:val="none"/>
+        </w:rPr>
+        <w:t>igation</w:t>
       </w:r>
     </w:p>
     <w:p>
@@ -1543,6 +1868,7 @@
           <w:kern w:val="0"/>
           <w:lang w:val="en-SA"/>
         </w:rPr>
+        <w:lastRenderedPageBreak/>
         <w:pict w14:anchorId="3D8CFEAA">
           <v:rect id="_x0000_i1032" alt="" style="width:468pt;height:.05pt;mso-width-percent:0;mso-height-percent:0;mso-width-percent:0;mso-height-percent:0" o:hralign="center" o:hrstd="t" o:hr="t" fillcolor="#a0a0a0" stroked="f"/>
         </w:pict>
@@ -1561,6 +1887,7 @@
       <w:r>
         <w:rPr>
           <w:rFonts w:ascii="Apple Color Emoji" w:eastAsia="Times New Roman" w:hAnsi="Apple Color Emoji" w:cs="Apple Color Emoji"/>
+          <w:noProof/>
           <w:kern w:val="0"/>
           <w:lang w:val="en-SA"/>
           <w14:ligatures w14:val="none"/>
@@ -1581,7 +1908,7 @@
                     <pic:cNvPicPr/>
                   </pic:nvPicPr>
                   <pic:blipFill>
-                    <a:blip r:embed="rId8"/>
+                    <a:blip r:embed="rId9"/>
                     <a:stretch>
                       <a:fillRect/>
                     </a:stretch>
@@ -1644,7 +1971,6 @@
           <w:lang w:val="en-SA"/>
           <w14:ligatures w14:val="none"/>
         </w:rPr>
-        <w:lastRenderedPageBreak/>
         <w:t>Verification After Fix</w:t>
       </w:r>
     </w:p>
@@ -2056,6 +2382,7 @@
           <w:lang w:val="en-SA"/>
           <w14:ligatures w14:val="none"/>
         </w:rPr>
+        <w:lastRenderedPageBreak/>
         <w:t>The system processes valid requests and returns expected results without executing user input.</w:t>
       </w:r>
     </w:p>
@@ -2454,7 +2781,11 @@
           <w14:ligatures w14:val="none"/>
         </w:rPr>
       </w:pPr>
-      <w:r>
+    </w:p>
+    <w:p>
+      <w:pPr>
+        <w:spacing w:before="100" w:beforeAutospacing="1" w:after="100" w:afterAutospacing="1" w:line="240" w:lineRule="auto"/>
+        <w:outlineLvl w:val="1"/>
         <w:rPr>
           <w:rFonts w:ascii="Times New Roman" w:eastAsia="Times New Roman" w:hAnsi="Times New Roman" w:cs="Times New Roman"/>
           <w:b/>
@@ -2465,6 +2796,51 @@
           <w:lang w:val="en-SA"/>
           <w14:ligatures w14:val="none"/>
         </w:rPr>
+      </w:pPr>
+    </w:p>
+    <w:p>
+      <w:pPr>
+        <w:spacing w:before="100" w:beforeAutospacing="1" w:after="100" w:afterAutospacing="1" w:line="240" w:lineRule="auto"/>
+        <w:outlineLvl w:val="1"/>
+        <w:rPr>
+          <w:rFonts w:ascii="Times New Roman" w:eastAsia="Times New Roman" w:hAnsi="Times New Roman" w:cs="Times New Roman"/>
+          <w:b/>
+          <w:bCs/>
+          <w:kern w:val="0"/>
+          <w:sz w:val="36"/>
+          <w:szCs w:val="36"/>
+          <w:lang w:val="en-SA"/>
+          <w14:ligatures w14:val="none"/>
+        </w:rPr>
+      </w:pPr>
+    </w:p>
+    <w:p>
+      <w:pPr>
+        <w:spacing w:before="100" w:beforeAutospacing="1" w:after="100" w:afterAutospacing="1" w:line="240" w:lineRule="auto"/>
+        <w:outlineLvl w:val="1"/>
+        <w:rPr>
+          <w:rFonts w:ascii="Times New Roman" w:eastAsia="Times New Roman" w:hAnsi="Times New Roman" w:cs="Times New Roman"/>
+          <w:b/>
+          <w:bCs/>
+          <w:kern w:val="0"/>
+          <w:sz w:val="36"/>
+          <w:szCs w:val="36"/>
+          <w:lang w:val="en-SA"/>
+          <w14:ligatures w14:val="none"/>
+        </w:rPr>
+      </w:pPr>
+      <w:r>
+        <w:rPr>
+          <w:rFonts w:ascii="Times New Roman" w:eastAsia="Times New Roman" w:hAnsi="Times New Roman" w:cs="Times New Roman"/>
+          <w:b/>
+          <w:bCs/>
+          <w:kern w:val="0"/>
+          <w:sz w:val="36"/>
+          <w:szCs w:val="36"/>
+          <w:lang w:val="en-SA"/>
+          <w14:ligatures w14:val="none"/>
+        </w:rPr>
+        <w:lastRenderedPageBreak/>
         <w:t>Table A</w:t>
       </w:r>
     </w:p>
@@ -2882,7 +3258,6 @@
           <w:lang w:val="en-SA"/>
           <w14:ligatures w14:val="none"/>
         </w:rPr>
-        <w:lastRenderedPageBreak/>
         <w:t>Table B</w:t>
       </w:r>
     </w:p>
@@ -3373,7 +3748,17 @@
           <w:lang w:val="en-SA"/>
           <w14:ligatures w14:val="none"/>
         </w:rPr>
-        <w:t>This demonstrates that security must be enforced at the design level through proper validation, strict authorization, and isolation of sensitive backend operations, rather than relying on runtime limitations.</w:t>
+        <w:t xml:space="preserve">This demonstrates that security must be enforced at the design level through proper </w:t>
+      </w:r>
+      <w:r>
+        <w:rPr>
+          <w:rFonts w:ascii="Times New Roman" w:eastAsia="Times New Roman" w:hAnsi="Times New Roman" w:cs="Times New Roman"/>
+          <w:kern w:val="0"/>
+          <w:lang w:val="en-SA"/>
+          <w14:ligatures w14:val="none"/>
+        </w:rPr>
+        <w:lastRenderedPageBreak/>
+        <w:t>validation, strict authorization, and isolation of sensitive backend operations, rather than relying on runtime limitations.</w:t>
       </w:r>
     </w:p>
     <w:p>

--- a/Lesson3/Lesson3_Report.docx
+++ b/Lesson3/Lesson3_Report.docx
@@ -171,7 +171,13 @@
         <w:rPr>
           <w:color w:val="215E99" w:themeColor="text2" w:themeTint="BF"/>
         </w:rPr>
-        <w:t>12-4-2026</w:t>
+        <w:t>14</w:t>
+      </w:r>
+      <w:r>
+        <w:rPr>
+          <w:color w:val="215E99" w:themeColor="text2" w:themeTint="BF"/>
+        </w:rPr>
+        <w:t>-4-2026</w:t>
       </w:r>
     </w:p>
     <w:p>
@@ -723,6 +729,21 @@
           <w14:ligatures w14:val="none"/>
         </w:rPr>
       </w:pPr>
+      <w:r>
+        <w:rPr>
+          <w:rFonts w:ascii="Times New Roman" w:eastAsia="Times New Roman" w:hAnsi="Times New Roman" w:cs="Times New Roman"/>
+          <w:b/>
+          <w:bCs/>
+          <w:i/>
+          <w:iCs/>
+          <w:kern w:val="0"/>
+          <w:sz w:val="36"/>
+          <w:szCs w:val="36"/>
+          <w:lang w:val="en-SA"/>
+          <w14:ligatures w14:val="none"/>
+        </w:rPr>
+        <w:t xml:space="preserve"> </w:t>
+      </w:r>
       <w:r>
         <w:rPr>
           <w:rFonts w:ascii="Times New Roman" w:eastAsia="Times New Roman" w:hAnsi="Times New Roman" w:cs="Times New Roman"/>
@@ -1234,7 +1255,7 @@
           </mc:Choice>
           <mc:Fallback>
             <w:pict>
-              <v:rect w14:anchorId="4082E00D" id="Rectangle 1" o:spid="_x0000_s1026" style="width:24.25pt;height:24.25pt;visibility:visible;mso-wrap-style:square;mso-left-percent:-10001;mso-top-percent:-10001;mso-position-horizontal:absolute;mso-position-horizontal-relative:char;mso-position-vertical:absolute;mso-position-vertical-relative:line;mso-left-percent:-10001;mso-top-percent:-10001;v-text-anchor:top" o:gfxdata="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" filled="f" stroked="f">
+              <v:rect w14:anchorId="59EAF300" id="Rectangle 1" o:spid="_x0000_s1026" style="width:24.25pt;height:24.25pt;visibility:visible;mso-wrap-style:square;mso-left-percent:-10001;mso-top-percent:-10001;mso-position-horizontal:absolute;mso-position-horizontal-relative:char;mso-position-vertical:absolute;mso-position-vertical-relative:line;mso-left-percent:-10001;mso-top-percent:-10001;v-text-anchor:top" o:gfxdata="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" filled="f" stroked="f">
                 <o:lock v:ext="edit" aspectratio="t"/>
                 <w10:anchorlock/>
               </v:rect>
@@ -1320,7 +1341,7 @@
           </mc:Choice>
           <mc:Fallback>
             <w:pict>
-              <v:rect w14:anchorId="24756BA5" id="Rectangle 2" o:spid="_x0000_s1026" style="width:24.25pt;height:24.25pt;visibility:visible;mso-wrap-style:square;mso-left-percent:-10001;mso-top-percent:-10001;mso-position-horizontal:absolute;mso-position-horizontal-relative:char;mso-position-vertical:absolute;mso-position-vertical-relative:line;mso-left-percent:-10001;mso-top-percent:-10001;v-text-anchor:top" o:gfxdata="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" filled="f" stroked="f">
+              <v:rect w14:anchorId="64FB9F0D" id="Rectangle 2" o:spid="_x0000_s1026" style="width:24.25pt;height:24.25pt;visibility:visible;mso-wrap-style:square;mso-left-percent:-10001;mso-top-percent:-10001;mso-position-horizontal:absolute;mso-position-horizontal-relative:char;mso-position-vertical:absolute;mso-position-vertical-relative:line;mso-left-percent:-10001;mso-top-percent:-10001;v-text-anchor:top" o:gfxdata="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" filled="f" stroked="f">
                 <o:lock v:ext="edit" aspectratio="t"/>
                 <w10:anchorlock/>
               </v:rect>
@@ -1406,7 +1427,7 @@
           </mc:Choice>
           <mc:Fallback>
             <w:pict>
-              <v:rect w14:anchorId="241D4A69" id="Rectangle 3" o:spid="_x0000_s1026" style="width:24.25pt;height:24.25pt;visibility:visible;mso-wrap-style:square;mso-left-percent:-10001;mso-top-percent:-10001;mso-position-horizontal:absolute;mso-position-horizontal-relative:char;mso-position-vertical:absolute;mso-position-vertical-relative:line;mso-left-percent:-10001;mso-top-percent:-10001;v-text-anchor:top" o:gfxdata="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" filled="f" stroked="f">
+              <v:rect w14:anchorId="6619BA18" id="Rectangle 3" o:spid="_x0000_s1026" style="width:24.25pt;height:24.25pt;visibility:visible;mso-wrap-style:square;mso-left-percent:-10001;mso-top-percent:-10001;mso-position-horizontal:absolute;mso-position-horizontal-relative:char;mso-position-vertical:absolute;mso-position-vertical-relative:line;mso-left-percent:-10001;mso-top-percent:-10001;v-text-anchor:top" o:gfxdata="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" filled="f" stroked="f">
                 <o:lock v:ext="edit" aspectratio="t"/>
                 <w10:anchorlock/>
               </v:rect>
